--- a/docs/deliverables/02-澄清与质询记录.docx
+++ b/docs/deliverables/02-澄清与质询记录.docx
@@ -8,12 +8,7 @@
         <ns0:jc ns0:val="left"/>
       </ns0:pPr>
       <ns0:r>
-        <ns0:rPr>
-          <ns0:rFonts ns0:ascii="宋体" ns0:hAnsi="宋体" ns0:eastAsia="宋体"/>
-          <ns0:b ns0:val="0"/>
-          <ns0:sz ns0:val="22"/>
-        </ns0:rPr>
-        <ns0:t>文档编号：G1-05-BL-001        版本号：V1.0</ns0:t>
+        <ns0:t>文档编号：G1-05-BL-001        版本号：V1.2</ns0:t>
       </ns0:r>
     </ns0:p>
     <ns0:p>
@@ -167,6 +162,7 @@
     <ns0:tbl>
       <ns0:tblPr>
         <ns0:tblW ns0:type="auto" ns0:w="0"/>
+        <ns0:tblLayout ns0:type="fixed"/>
         <ns0:tblLook ns0:firstColumn="1" ns0:firstRow="1" ns0:lastColumn="0" ns0:lastRow="0" ns0:noHBand="0" ns0:noVBand="1" ns0:val="04A0"/>
         <ns0:tblBorders>
           <ns0:top ns0:val="single" ns0:sz="4" ns0:space="0" ns0:color="7F8FA4"/>
@@ -175,6 +171,38 @@
           <ns0:right ns0:val="single" ns0:sz="4" ns0:space="0" ns0:color="7F8FA4"/>
           <ns0:insideH ns0:val="single" ns0:sz="4" ns0:space="0" ns0:color="7F8FA4"/>
           <ns0:insideV ns0:val="single" ns0:sz="4" ns0:space="0" ns0:color="7F8FA4"/>
+        </ns0:tblBorders>
+        <ns0:tblBorders>
+          <ns0:top ns0:val="single" ns0:sz="6" ns0:space="0" ns0:color="7F8C8D"/>
+          <ns0:left ns0:val="single" ns0:sz="6" ns0:space="0" ns0:color="7F8C8D"/>
+          <ns0:bottom ns0:val="single" ns0:sz="6" ns0:space="0" ns0:color="7F8C8D"/>
+          <ns0:right ns0:val="single" ns0:sz="6" ns0:space="0" ns0:color="7F8C8D"/>
+          <ns0:insideH ns0:val="single" ns0:sz="6" ns0:space="0" ns0:color="7F8C8D"/>
+          <ns0:insideV ns0:val="single" ns0:sz="6" ns0:space="0" ns0:color="7F8C8D"/>
+        </ns0:tblBorders>
+        <ns0:tblBorders>
+          <ns0:top ns0:val="single" ns0:sz="6" ns0:space="0" ns0:color="7F8C8D"/>
+          <ns0:left ns0:val="single" ns0:sz="6" ns0:space="0" ns0:color="7F8C8D"/>
+          <ns0:bottom ns0:val="single" ns0:sz="6" ns0:space="0" ns0:color="7F8C8D"/>
+          <ns0:right ns0:val="single" ns0:sz="6" ns0:space="0" ns0:color="7F8C8D"/>
+          <ns0:insideH ns0:val="single" ns0:sz="6" ns0:space="0" ns0:color="7F8C8D"/>
+          <ns0:insideV ns0:val="single" ns0:sz="6" ns0:space="0" ns0:color="7F8C8D"/>
+        </ns0:tblBorders>
+        <ns0:tblBorders>
+          <ns0:top ns0:val="single" ns0:sz="6" ns0:space="0" ns0:color="7F8C8D"/>
+          <ns0:left ns0:val="single" ns0:sz="6" ns0:space="0" ns0:color="7F8C8D"/>
+          <ns0:bottom ns0:val="single" ns0:sz="6" ns0:space="0" ns0:color="7F8C8D"/>
+          <ns0:right ns0:val="single" ns0:sz="6" ns0:space="0" ns0:color="7F8C8D"/>
+          <ns0:insideH ns0:val="single" ns0:sz="6" ns0:space="0" ns0:color="7F8C8D"/>
+          <ns0:insideV ns0:val="single" ns0:sz="6" ns0:space="0" ns0:color="7F8C8D"/>
+        </ns0:tblBorders>
+        <ns0:tblBorders>
+          <ns0:top ns0:val="single" ns0:sz="6" ns0:space="0" ns0:color="7F8C8D"/>
+          <ns0:left ns0:val="single" ns0:sz="6" ns0:space="0" ns0:color="7F8C8D"/>
+          <ns0:bottom ns0:val="single" ns0:sz="6" ns0:space="0" ns0:color="7F8C8D"/>
+          <ns0:right ns0:val="single" ns0:sz="6" ns0:space="0" ns0:color="7F8C8D"/>
+          <ns0:insideH ns0:val="single" ns0:sz="6" ns0:space="0" ns0:color="7F8C8D"/>
+          <ns0:insideV ns0:val="single" ns0:sz="6" ns0:space="0" ns0:color="7F8C8D"/>
         </ns0:tblBorders>
       </ns0:tblPr>
       <ns0:tblGrid>
@@ -185,6 +213,47 @@
         <ns0:gridCol ns0:w="1805"/>
       </ns0:tblGrid>
       <ns0:tr>
+        <ns0:trPr>
+          <ns0:trHeight ns0:hRule="atLeast" ns0:val="442"/>
+          <ns0:tblHeader ns0:val="true"/>
+          <ns0:tblHeader ns0:val="true"/>
+          <ns0:tblHeader ns0:val="true"/>
+          <ns0:tblHeader ns0:val="true"/>
+        </ns0:trPr>
+        <ns0:tc>
+          <ns0:tcPr>
+            <ns0:tcW ns0:type="dxa" ns0:w="964"/>
+            <ns0:vAlign ns0:val="center"/>
+            <ns0:tcMar>
+              <ns0:top ns0:w="80" ns0:type="dxa"/>
+              <ns0:start ns0:w="80" ns0:type="dxa"/>
+              <ns0:bottom ns0:w="80" ns0:type="dxa"/>
+              <ns0:end ns0:w="80" ns0:type="dxa"/>
+            </ns0:tcMar>
+            <ns0:shd ns0:fill="D9E5F3"/>
+          </ns0:tcPr>
+          <ns0:p>
+            <ns0:pPr>
+              <ns0:spacing ns0:after="0" ns0:line="240" ns0:lineRule="auto" ns0:before="0"/>
+              <ns0:jc ns0:val="center"/>
+            </ns0:pPr>
+            <ns0:r>
+              <ns0:rPr>
+                <ns0:rFonts ns0:ascii="宋体" ns0:hAnsi="宋体" ns0:eastAsia="宋体"/>
+                <ns0:b/>
+                <ns0:sz ns0:val="18"/>
+              </ns0:rPr>
+            </ns0:r>
+            <ns0:r>
+              <ns0:rPr>
+                <ns0:rFonts ns0:ascii="宋体" ns0:hAnsi="宋体" ns0:eastAsia="宋体"/>
+                <ns0:b/>
+                <ns0:sz ns0:val="18"/>
+              </ns0:rPr>
+              <ns0:t>版本</ns0:t>
+            </ns0:r>
+          </ns0:p>
+        </ns0:tc>
         <ns0:tc>
           <ns0:tcPr>
             <ns0:tcW ns0:type="dxa" ns0:w="1247"/>
@@ -195,21 +264,27 @@
               <ns0:bottom ns0:w="80" ns0:type="dxa"/>
               <ns0:end ns0:w="80" ns0:type="dxa"/>
             </ns0:tcMar>
-            <ns0:shd ns0:fill="D9E2F3"/>
-          </ns0:tcPr>
-          <ns0:p>
-            <ns0:pPr>
-              <ns0:spacing ns0:after="0" ns0:line="276" ns0:lineRule="auto"/>
+            <ns0:shd ns0:fill="D9E5F3"/>
+          </ns0:tcPr>
+          <ns0:p>
+            <ns0:pPr>
+              <ns0:spacing ns0:after="0" ns0:line="240" ns0:lineRule="auto" ns0:before="0"/>
               <ns0:jc ns0:val="center"/>
             </ns0:pPr>
-            <ns0:r/>
             <ns0:r>
               <ns0:rPr>
                 <ns0:rFonts ns0:ascii="宋体" ns0:hAnsi="宋体" ns0:eastAsia="宋体"/>
                 <ns0:b/>
-                <ns0:sz ns0:val="20"/>
-              </ns0:rPr>
-              <ns0:t>版本</ns0:t>
+                <ns0:sz ns0:val="18"/>
+              </ns0:rPr>
+            </ns0:r>
+            <ns0:r>
+              <ns0:rPr>
+                <ns0:rFonts ns0:ascii="宋体" ns0:hAnsi="宋体" ns0:eastAsia="宋体"/>
+                <ns0:b/>
+                <ns0:sz ns0:val="18"/>
+              </ns0:rPr>
+              <ns0:t>日期</ns0:t>
             </ns0:r>
           </ns0:p>
         </ns0:tc>
@@ -223,103 +298,93 @@
               <ns0:bottom ns0:w="80" ns0:type="dxa"/>
               <ns0:end ns0:w="80" ns0:type="dxa"/>
             </ns0:tcMar>
-            <ns0:shd ns0:fill="D9E2F3"/>
-          </ns0:tcPr>
-          <ns0:p>
-            <ns0:pPr>
-              <ns0:spacing ns0:after="0" ns0:line="276" ns0:lineRule="auto"/>
+            <ns0:shd ns0:fill="D9E5F3"/>
+          </ns0:tcPr>
+          <ns0:p>
+            <ns0:pPr>
+              <ns0:spacing ns0:after="0" ns0:line="240" ns0:lineRule="auto" ns0:before="0"/>
               <ns0:jc ns0:val="center"/>
             </ns0:pPr>
-            <ns0:r/>
             <ns0:r>
               <ns0:rPr>
                 <ns0:rFonts ns0:ascii="宋体" ns0:hAnsi="宋体" ns0:eastAsia="宋体"/>
                 <ns0:b/>
-                <ns0:sz ns0:val="20"/>
-              </ns0:rPr>
-              <ns0:t>日期</ns0:t>
-            </ns0:r>
-          </ns0:p>
-        </ns0:tc>
-        <ns0:tc>
-          <ns0:tcPr>
-            <ns0:tcW ns0:type="dxa" ns0:w="1417"/>
-            <ns0:vAlign ns0:val="center"/>
-            <ns0:tcMar>
-              <ns0:top ns0:w="80" ns0:type="dxa"/>
-              <ns0:start ns0:w="80" ns0:type="dxa"/>
-              <ns0:bottom ns0:w="80" ns0:type="dxa"/>
-              <ns0:end ns0:w="80" ns0:type="dxa"/>
-            </ns0:tcMar>
-            <ns0:shd ns0:fill="D9E2F3"/>
-          </ns0:tcPr>
-          <ns0:p>
-            <ns0:pPr>
-              <ns0:spacing ns0:after="0" ns0:line="276" ns0:lineRule="auto"/>
+                <ns0:sz ns0:val="18"/>
+              </ns0:rPr>
+            </ns0:r>
+            <ns0:r>
+              <ns0:rPr>
+                <ns0:rFonts ns0:ascii="宋体" ns0:hAnsi="宋体" ns0:eastAsia="宋体"/>
+                <ns0:b/>
+                <ns0:sz ns0:val="18"/>
+              </ns0:rPr>
+              <ns0:t>修订章节</ns0:t>
+            </ns0:r>
+          </ns0:p>
+        </ns0:tc>
+        <ns0:tc>
+          <ns0:tcPr>
+            <ns0:tcW ns0:type="dxa" ns0:w="4535"/>
+            <ns0:vAlign ns0:val="center"/>
+            <ns0:tcMar>
+              <ns0:top ns0:w="80" ns0:type="dxa"/>
+              <ns0:start ns0:w="80" ns0:type="dxa"/>
+              <ns0:bottom ns0:w="80" ns0:type="dxa"/>
+              <ns0:end ns0:w="80" ns0:type="dxa"/>
+            </ns0:tcMar>
+            <ns0:shd ns0:fill="D9E5F3"/>
+          </ns0:tcPr>
+          <ns0:p>
+            <ns0:pPr>
+              <ns0:spacing ns0:after="0" ns0:line="240" ns0:lineRule="auto" ns0:before="0"/>
+              <ns0:jc ns0:val="left"/>
+            </ns0:pPr>
+            <ns0:r>
+              <ns0:rPr>
+                <ns0:rFonts ns0:ascii="宋体" ns0:hAnsi="宋体" ns0:eastAsia="宋体"/>
+                <ns0:b/>
+                <ns0:sz ns0:val="18"/>
+              </ns0:rPr>
+            </ns0:r>
+            <ns0:r>
+              <ns0:rPr>
+                <ns0:rFonts ns0:ascii="宋体" ns0:hAnsi="宋体" ns0:eastAsia="宋体"/>
+                <ns0:b/>
+                <ns0:sz ns0:val="18"/>
+              </ns0:rPr>
+              <ns0:t>修订说明</ns0:t>
+            </ns0:r>
+          </ns0:p>
+        </ns0:tc>
+        <ns0:tc>
+          <ns0:tcPr>
+            <ns0:tcW ns0:type="dxa" ns0:w="1531"/>
+            <ns0:vAlign ns0:val="center"/>
+            <ns0:tcMar>
+              <ns0:top ns0:w="80" ns0:type="dxa"/>
+              <ns0:start ns0:w="80" ns0:type="dxa"/>
+              <ns0:bottom ns0:w="80" ns0:type="dxa"/>
+              <ns0:end ns0:w="80" ns0:type="dxa"/>
+            </ns0:tcMar>
+            <ns0:shd ns0:fill="D9E5F3"/>
+          </ns0:tcPr>
+          <ns0:p>
+            <ns0:pPr>
+              <ns0:spacing ns0:after="0" ns0:line="240" ns0:lineRule="auto" ns0:before="0"/>
               <ns0:jc ns0:val="center"/>
             </ns0:pPr>
-            <ns0:r/>
             <ns0:r>
               <ns0:rPr>
                 <ns0:rFonts ns0:ascii="宋体" ns0:hAnsi="宋体" ns0:eastAsia="宋体"/>
                 <ns0:b/>
-                <ns0:sz ns0:val="20"/>
-              </ns0:rPr>
-              <ns0:t>修订章节</ns0:t>
-            </ns0:r>
-          </ns0:p>
-        </ns0:tc>
-        <ns0:tc>
-          <ns0:tcPr>
-            <ns0:tcW ns0:type="dxa" ns0:w="3912"/>
-            <ns0:vAlign ns0:val="center"/>
-            <ns0:tcMar>
-              <ns0:top ns0:w="80" ns0:type="dxa"/>
-              <ns0:start ns0:w="80" ns0:type="dxa"/>
-              <ns0:bottom ns0:w="80" ns0:type="dxa"/>
-              <ns0:end ns0:w="80" ns0:type="dxa"/>
-            </ns0:tcMar>
-            <ns0:shd ns0:fill="D9E2F3"/>
-          </ns0:tcPr>
-          <ns0:p>
-            <ns0:pPr>
-              <ns0:spacing ns0:after="0" ns0:line="276" ns0:lineRule="auto"/>
-              <ns0:jc ns0:val="center"/>
-            </ns0:pPr>
-            <ns0:r/>
+                <ns0:sz ns0:val="18"/>
+              </ns0:rPr>
+            </ns0:r>
             <ns0:r>
               <ns0:rPr>
                 <ns0:rFonts ns0:ascii="宋体" ns0:hAnsi="宋体" ns0:eastAsia="宋体"/>
                 <ns0:b/>
-                <ns0:sz ns0:val="20"/>
-              </ns0:rPr>
-              <ns0:t>修订说明</ns0:t>
-            </ns0:r>
-          </ns0:p>
-        </ns0:tc>
-        <ns0:tc>
-          <ns0:tcPr>
-            <ns0:tcW ns0:type="dxa" ns0:w="1361"/>
-            <ns0:vAlign ns0:val="center"/>
-            <ns0:tcMar>
-              <ns0:top ns0:w="80" ns0:type="dxa"/>
-              <ns0:start ns0:w="80" ns0:type="dxa"/>
-              <ns0:bottom ns0:w="80" ns0:type="dxa"/>
-              <ns0:end ns0:w="80" ns0:type="dxa"/>
-            </ns0:tcMar>
-            <ns0:shd ns0:fill="D9E2F3"/>
-          </ns0:tcPr>
-          <ns0:p>
-            <ns0:pPr>
-              <ns0:spacing ns0:after="0" ns0:line="276" ns0:lineRule="auto"/>
-              <ns0:jc ns0:val="center"/>
-            </ns0:pPr>
-            <ns0:r/>
-            <ns0:r>
-              <ns0:rPr>
-                <ns0:rFonts ns0:ascii="宋体" ns0:hAnsi="宋体" ns0:eastAsia="宋体"/>
-                <ns0:b/>
-                <ns0:sz ns0:val="20"/>
+                <ns0:sz ns0:val="18"/>
               </ns0:rPr>
               <ns0:t>编制/修订人</ns0:t>
             </ns0:r>
@@ -327,6 +392,42 @@
         </ns0:tc>
       </ns0:tr>
       <ns0:tr>
+        <ns0:trPr>
+          <ns0:trHeight ns0:hRule="atLeast" ns0:val="442"/>
+        </ns0:trPr>
+        <ns0:tc>
+          <ns0:tcPr>
+            <ns0:tcW ns0:type="dxa" ns0:w="964"/>
+            <ns0:vAlign ns0:val="center"/>
+            <ns0:tcMar>
+              <ns0:top ns0:w="80" ns0:type="dxa"/>
+              <ns0:start ns0:w="80" ns0:type="dxa"/>
+              <ns0:bottom ns0:w="80" ns0:type="dxa"/>
+              <ns0:end ns0:w="80" ns0:type="dxa"/>
+            </ns0:tcMar>
+          </ns0:tcPr>
+          <ns0:p>
+            <ns0:pPr>
+              <ns0:spacing ns0:after="0" ns0:line="240" ns0:lineRule="auto" ns0:before="0"/>
+              <ns0:jc ns0:val="center"/>
+            </ns0:pPr>
+            <ns0:r>
+              <ns0:rPr>
+                <ns0:rFonts ns0:ascii="宋体" ns0:hAnsi="宋体" ns0:eastAsia="宋体"/>
+                <ns0:b ns0:val="0"/>
+                <ns0:sz ns0:val="18"/>
+              </ns0:rPr>
+            </ns0:r>
+            <ns0:r>
+              <ns0:rPr>
+                <ns0:rFonts ns0:ascii="宋体" ns0:hAnsi="宋体" ns0:eastAsia="宋体"/>
+                <ns0:b ns0:val="0"/>
+                <ns0:sz ns0:val="18"/>
+              </ns0:rPr>
+              <ns0:t>V1.0</ns0:t>
+            </ns0:r>
+          </ns0:p>
+        </ns0:tc>
         <ns0:tc>
           <ns0:tcPr>
             <ns0:tcW ns0:type="dxa" ns0:w="1247"/>
@@ -340,17 +441,23 @@
           </ns0:tcPr>
           <ns0:p>
             <ns0:pPr>
-              <ns0:spacing ns0:after="0" ns0:line="276" ns0:lineRule="auto"/>
+              <ns0:spacing ns0:after="0" ns0:line="240" ns0:lineRule="auto" ns0:before="0"/>
               <ns0:jc ns0:val="center"/>
             </ns0:pPr>
-            <ns0:r/>
-            <ns0:r>
-              <ns0:rPr>
-                <ns0:rFonts ns0:ascii="宋体" ns0:hAnsi="宋体" ns0:eastAsia="宋体"/>
-                <ns0:b ns0:val="0"/>
-                <ns0:sz ns0:val="19"/>
-              </ns0:rPr>
-              <ns0:t>V1.0</ns0:t>
+            <ns0:r>
+              <ns0:rPr>
+                <ns0:rFonts ns0:ascii="宋体" ns0:hAnsi="宋体" ns0:eastAsia="宋体"/>
+                <ns0:b ns0:val="0"/>
+                <ns0:sz ns0:val="18"/>
+              </ns0:rPr>
+            </ns0:r>
+            <ns0:r>
+              <ns0:rPr>
+                <ns0:rFonts ns0:ascii="宋体" ns0:hAnsi="宋体" ns0:eastAsia="宋体"/>
+                <ns0:b ns0:val="0"/>
+                <ns0:sz ns0:val="18"/>
+              </ns0:rPr>
+              <ns0:t>2026-09-12</ns0:t>
             </ns0:r>
           </ns0:p>
         </ns0:tc>
@@ -367,98 +474,359 @@
           </ns0:tcPr>
           <ns0:p>
             <ns0:pPr>
-              <ns0:spacing ns0:after="0" ns0:line="276" ns0:lineRule="auto"/>
+              <ns0:spacing ns0:after="0" ns0:line="240" ns0:lineRule="auto" ns0:before="0"/>
               <ns0:jc ns0:val="center"/>
             </ns0:pPr>
-            <ns0:r/>
-            <ns0:r>
-              <ns0:rPr>
-                <ns0:rFonts ns0:ascii="宋体" ns0:hAnsi="宋体" ns0:eastAsia="宋体"/>
-                <ns0:b ns0:val="0"/>
-                <ns0:sz ns0:val="19"/>
-              </ns0:rPr>
-              <ns0:t>2026-09-12</ns0:t>
+            <ns0:r>
+              <ns0:rPr>
+                <ns0:rFonts ns0:ascii="宋体" ns0:hAnsi="宋体" ns0:eastAsia="宋体"/>
+                <ns0:b ns0:val="0"/>
+                <ns0:sz ns0:val="18"/>
+              </ns0:rPr>
+            </ns0:r>
+            <ns0:r>
+              <ns0:rPr>
+                <ns0:rFonts ns0:ascii="宋体" ns0:hAnsi="宋体" ns0:eastAsia="宋体"/>
+                <ns0:b ns0:val="0"/>
+                <ns0:sz ns0:val="18"/>
+              </ns0:rPr>
+              <ns0:t>全文</ns0:t>
+            </ns0:r>
+          </ns0:p>
+        </ns0:tc>
+        <ns0:tc>
+          <ns0:tcPr>
+            <ns0:tcW ns0:type="dxa" ns0:w="4535"/>
+            <ns0:vAlign ns0:val="center"/>
+            <ns0:tcMar>
+              <ns0:top ns0:w="80" ns0:type="dxa"/>
+              <ns0:start ns0:w="80" ns0:type="dxa"/>
+              <ns0:bottom ns0:w="80" ns0:type="dxa"/>
+              <ns0:end ns0:w="80" ns0:type="dxa"/>
+            </ns0:tcMar>
+          </ns0:tcPr>
+          <ns0:p>
+            <ns0:pPr>
+              <ns0:spacing ns0:after="0" ns0:line="240" ns0:lineRule="auto" ns0:before="0"/>
+              <ns0:jc ns0:val="left"/>
+            </ns0:pPr>
+            <ns0:r>
+              <ns0:rPr>
+                <ns0:rFonts ns0:ascii="宋体" ns0:hAnsi="宋体" ns0:eastAsia="宋体"/>
+                <ns0:b ns0:val="0"/>
+                <ns0:sz ns0:val="18"/>
+              </ns0:rPr>
+            </ns0:r>
+            <ns0:r>
+              <ns0:rPr>
+                <ns0:rFonts ns0:ascii="宋体" ns0:hAnsi="宋体" ns0:eastAsia="宋体"/>
+                <ns0:b ns0:val="0"/>
+                <ns0:sz ns0:val="18"/>
+              </ns0:rPr>
+              <ns0:t>【补录】依据已归档的课程模拟书面裁决及冻结 Baseline，补齐缺失的正式候选交付物；不回溯虚构会议、签署或现场发言。</ns0:t>
+            </ns0:r>
+          </ns0:p>
+        </ns0:tc>
+        <ns0:tc>
+          <ns0:tcPr>
+            <ns0:tcW ns0:type="dxa" ns0:w="1531"/>
+            <ns0:vAlign ns0:val="center"/>
+            <ns0:tcMar>
+              <ns0:top ns0:w="80" ns0:type="dxa"/>
+              <ns0:start ns0:w="80" ns0:type="dxa"/>
+              <ns0:bottom ns0:w="80" ns0:type="dxa"/>
+              <ns0:end ns0:w="80" ns0:type="dxa"/>
+            </ns0:tcMar>
+          </ns0:tcPr>
+          <ns0:p>
+            <ns0:pPr>
+              <ns0:spacing ns0:after="0" ns0:line="240" ns0:lineRule="auto" ns0:before="0"/>
+              <ns0:jc ns0:val="center"/>
+            </ns0:pPr>
+            <ns0:r>
+              <ns0:rPr>
+                <ns0:rFonts ns0:ascii="宋体" ns0:hAnsi="宋体" ns0:eastAsia="宋体"/>
+                <ns0:b ns0:val="0"/>
+                <ns0:sz ns0:val="18"/>
+              </ns0:rPr>
+            </ns0:r>
+            <ns0:r>
+              <ns0:rPr>
+                <ns0:rFonts ns0:ascii="宋体" ns0:hAnsi="宋体" ns0:eastAsia="宋体"/>
+                <ns0:b ns0:val="0"/>
+                <ns0:sz ns0:val="18"/>
+              </ns0:rPr>
+              <ns0:t>何思源（补录）</ns0:t>
+            </ns0:r>
+          </ns0:p>
+        </ns0:tc>
+      </ns0:tr>
+      <ns0:tr>
+        <ns0:trPr>
+          <ns0:trHeight ns0:hRule="atLeast" ns0:val="442"/>
+        </ns0:trPr>
+        <ns0:tc>
+          <ns0:tcPr>
+            <ns0:tcW ns0:type="dxa" ns0:w="964"/>
+            <ns0:tcMar>
+              <ns0:top ns0:w="80" ns0:type="dxa"/>
+              <ns0:start ns0:w="80" ns0:type="dxa"/>
+              <ns0:bottom ns0:w="80" ns0:type="dxa"/>
+              <ns0:end ns0:w="80" ns0:type="dxa"/>
+            </ns0:tcMar>
+            <ns0:vAlign ns0:val="center"/>
+          </ns0:tcPr>
+          <ns0:p>
+            <ns0:pPr>
+              <ns0:spacing ns0:before="0" ns0:after="0" ns0:line="240" ns0:lineRule="auto"/>
+              <ns0:jc ns0:val="center"/>
+            </ns0:pPr>
+            <ns0:r>
+              <ns0:rPr>
+                <ns0:rFonts ns0:ascii="宋体" ns0:hAnsi="宋体" ns0:eastAsia="宋体"/>
+                <ns0:b ns0:val="0"/>
+                <ns0:sz ns0:val="18"/>
+              </ns0:rPr>
+              <ns0:t>V1.1</ns0:t>
+            </ns0:r>
+          </ns0:p>
+        </ns0:tc>
+        <ns0:tc>
+          <ns0:tcPr>
+            <ns0:tcW ns0:type="dxa" ns0:w="1247"/>
+            <ns0:tcMar>
+              <ns0:top ns0:w="80" ns0:type="dxa"/>
+              <ns0:start ns0:w="80" ns0:type="dxa"/>
+              <ns0:bottom ns0:w="80" ns0:type="dxa"/>
+              <ns0:end ns0:w="80" ns0:type="dxa"/>
+            </ns0:tcMar>
+            <ns0:vAlign ns0:val="center"/>
+          </ns0:tcPr>
+          <ns0:p>
+            <ns0:pPr>
+              <ns0:spacing ns0:before="0" ns0:after="0" ns0:line="240" ns0:lineRule="auto"/>
+              <ns0:jc ns0:val="center"/>
+            </ns0:pPr>
+            <ns0:r>
+              <ns0:rPr>
+                <ns0:rFonts ns0:ascii="宋体" ns0:hAnsi="宋体" ns0:eastAsia="宋体"/>
+                <ns0:b ns0:val="0"/>
+                <ns0:sz ns0:val="18"/>
+              </ns0:rPr>
+              <ns0:t>2026-09-13</ns0:t>
             </ns0:r>
           </ns0:p>
         </ns0:tc>
         <ns0:tc>
           <ns0:tcPr>
             <ns0:tcW ns0:type="dxa" ns0:w="1417"/>
-            <ns0:vAlign ns0:val="center"/>
-            <ns0:tcMar>
-              <ns0:top ns0:w="80" ns0:type="dxa"/>
-              <ns0:start ns0:w="80" ns0:type="dxa"/>
-              <ns0:bottom ns0:w="80" ns0:type="dxa"/>
-              <ns0:end ns0:w="80" ns0:type="dxa"/>
-            </ns0:tcMar>
-          </ns0:tcPr>
-          <ns0:p>
-            <ns0:pPr>
-              <ns0:spacing ns0:after="0" ns0:line="276" ns0:lineRule="auto"/>
-              <ns0:jc ns0:val="left"/>
-            </ns0:pPr>
-            <ns0:r/>
-            <ns0:r>
-              <ns0:rPr>
-                <ns0:rFonts ns0:ascii="宋体" ns0:hAnsi="宋体" ns0:eastAsia="宋体"/>
-                <ns0:b ns0:val="0"/>
-                <ns0:sz ns0:val="19"/>
-              </ns0:rPr>
-              <ns0:t>全文</ns0:t>
-            </ns0:r>
-          </ns0:p>
-        </ns0:tc>
-        <ns0:tc>
-          <ns0:tcPr>
-            <ns0:tcW ns0:type="dxa" ns0:w="3912"/>
-            <ns0:vAlign ns0:val="center"/>
-            <ns0:tcMar>
-              <ns0:top ns0:w="80" ns0:type="dxa"/>
-              <ns0:start ns0:w="80" ns0:type="dxa"/>
-              <ns0:bottom ns0:w="80" ns0:type="dxa"/>
-              <ns0:end ns0:w="80" ns0:type="dxa"/>
-            </ns0:tcMar>
-          </ns0:tcPr>
-          <ns0:p>
-            <ns0:pPr>
-              <ns0:spacing ns0:after="0" ns0:line="276" ns0:lineRule="auto"/>
-              <ns0:jc ns0:val="left"/>
-            </ns0:pPr>
-            <ns0:r/>
-            <ns0:r>
-              <ns0:rPr>
-                <ns0:rFonts ns0:ascii="宋体" ns0:hAnsi="宋体" ns0:eastAsia="宋体"/>
-                <ns0:b ns0:val="0"/>
-                <ns0:sz ns0:val="19"/>
-              </ns0:rPr>
-              <ns0:t>【补录】依据已归档的课程模拟书面裁决及冻结 Baseline，补齐缺失的正式候选交付物；不回溯虚构会议、签署或现场发言。</ns0:t>
-            </ns0:r>
-          </ns0:p>
-        </ns0:tc>
-        <ns0:tc>
-          <ns0:tcPr>
-            <ns0:tcW ns0:type="dxa" ns0:w="1361"/>
-            <ns0:vAlign ns0:val="center"/>
-            <ns0:tcMar>
-              <ns0:top ns0:w="80" ns0:type="dxa"/>
-              <ns0:start ns0:w="80" ns0:type="dxa"/>
-              <ns0:bottom ns0:w="80" ns0:type="dxa"/>
-              <ns0:end ns0:w="80" ns0:type="dxa"/>
-            </ns0:tcMar>
-          </ns0:tcPr>
-          <ns0:p>
-            <ns0:pPr>
-              <ns0:spacing ns0:after="0" ns0:line="276" ns0:lineRule="auto"/>
+            <ns0:tcMar>
+              <ns0:top ns0:w="80" ns0:type="dxa"/>
+              <ns0:start ns0:w="80" ns0:type="dxa"/>
+              <ns0:bottom ns0:w="80" ns0:type="dxa"/>
+              <ns0:end ns0:w="80" ns0:type="dxa"/>
+            </ns0:tcMar>
+            <ns0:vAlign ns0:val="center"/>
+          </ns0:tcPr>
+          <ns0:p>
+            <ns0:pPr>
+              <ns0:spacing ns0:before="0" ns0:after="0" ns0:line="240" ns0:lineRule="auto"/>
               <ns0:jc ns0:val="center"/>
             </ns0:pPr>
-            <ns0:r/>
-            <ns0:r>
-              <ns0:rPr>
-                <ns0:rFonts ns0:ascii="宋体" ns0:hAnsi="宋体" ns0:eastAsia="宋体"/>
-                <ns0:b ns0:val="0"/>
-                <ns0:sz ns0:val="19"/>
-              </ns0:rPr>
-              <ns0:t>何思源（补录）</ns0:t>
+            <ns0:r>
+              <ns0:rPr>
+                <ns0:rFonts ns0:ascii="宋体" ns0:hAnsi="宋体" ns0:eastAsia="宋体"/>
+                <ns0:b ns0:val="0"/>
+                <ns0:sz ns0:val="18"/>
+              </ns0:rPr>
+              <ns0:t>封面及署名</ns0:t>
+            </ns0:r>
+          </ns0:p>
+        </ns0:tc>
+        <ns0:tc>
+          <ns0:tcPr>
+            <ns0:tcW ns0:type="dxa" ns0:w="4535"/>
+            <ns0:tcMar>
+              <ns0:top ns0:w="80" ns0:type="dxa"/>
+              <ns0:start ns0:w="80" ns0:type="dxa"/>
+              <ns0:bottom ns0:w="80" ns0:type="dxa"/>
+              <ns0:end ns0:w="80" ns0:type="dxa"/>
+            </ns0:tcMar>
+            <ns0:vAlign ns0:val="center"/>
+          </ns0:tcPr>
+          <ns0:p>
+            <ns0:pPr>
+              <ns0:spacing ns0:before="0" ns0:after="0" ns0:line="240" ns0:lineRule="auto"/>
+              <ns0:jc ns0:val="left"/>
+            </ns0:pPr>
+            <ns0:r>
+              <ns0:rPr>
+                <ns0:rFonts ns0:ascii="宋体" ns0:hAnsi="宋体" ns0:eastAsia="宋体"/>
+                <ns0:b ns0:val="0"/>
+                <ns0:sz ns0:val="18"/>
+              </ns0:rPr>
+              <ns0:t>完成正式交付物实名化和首轮格式规范化。</ns0:t>
+            </ns0:r>
+          </ns0:p>
+        </ns0:tc>
+        <ns0:tc>
+          <ns0:tcPr>
+            <ns0:tcW ns0:type="dxa" ns0:w="1531"/>
+            <ns0:tcMar>
+              <ns0:top ns0:w="80" ns0:type="dxa"/>
+              <ns0:start ns0:w="80" ns0:type="dxa"/>
+              <ns0:bottom ns0:w="80" ns0:type="dxa"/>
+              <ns0:end ns0:w="80" ns0:type="dxa"/>
+            </ns0:tcMar>
+            <ns0:vAlign ns0:val="center"/>
+          </ns0:tcPr>
+          <ns0:p>
+            <ns0:pPr>
+              <ns0:spacing ns0:before="0" ns0:after="0" ns0:line="240" ns0:lineRule="auto"/>
+              <ns0:jc ns0:val="center"/>
+            </ns0:pPr>
+            <ns0:r>
+              <ns0:rPr>
+                <ns0:rFonts ns0:ascii="宋体" ns0:hAnsi="宋体" ns0:eastAsia="宋体"/>
+                <ns0:b ns0:val="0"/>
+                <ns0:sz ns0:val="18"/>
+              </ns0:rPr>
+              <ns0:t>何思源</ns0:t>
+            </ns0:r>
+          </ns0:p>
+        </ns0:tc>
+      </ns0:tr>
+      <ns0:tr>
+        <ns0:trPr>
+          <ns0:trHeight ns0:hRule="atLeast" ns0:val="442"/>
+        </ns0:trPr>
+        <ns0:tc>
+          <ns0:tcPr>
+            <ns0:tcW ns0:type="dxa" ns0:w="964"/>
+            <ns0:tcMar>
+              <ns0:top ns0:w="80" ns0:type="dxa"/>
+              <ns0:start ns0:w="80" ns0:type="dxa"/>
+              <ns0:bottom ns0:w="80" ns0:type="dxa"/>
+              <ns0:end ns0:w="80" ns0:type="dxa"/>
+            </ns0:tcMar>
+            <ns0:vAlign ns0:val="center"/>
+          </ns0:tcPr>
+          <ns0:p>
+            <ns0:pPr>
+              <ns0:spacing ns0:before="0" ns0:after="0" ns0:line="240" ns0:lineRule="auto"/>
+              <ns0:jc ns0:val="center"/>
+            </ns0:pPr>
+            <ns0:r>
+              <ns0:rPr>
+                <ns0:rFonts ns0:ascii="宋体" ns0:hAnsi="宋体" ns0:eastAsia="宋体"/>
+                <ns0:b ns0:val="0"/>
+                <ns0:sz ns0:val="18"/>
+              </ns0:rPr>
+              <ns0:t>V1.2</ns0:t>
+            </ns0:r>
+          </ns0:p>
+        </ns0:tc>
+        <ns0:tc>
+          <ns0:tcPr>
+            <ns0:tcW ns0:type="dxa" ns0:w="1247"/>
+            <ns0:tcMar>
+              <ns0:top ns0:w="80" ns0:type="dxa"/>
+              <ns0:start ns0:w="80" ns0:type="dxa"/>
+              <ns0:bottom ns0:w="80" ns0:type="dxa"/>
+              <ns0:end ns0:w="80" ns0:type="dxa"/>
+            </ns0:tcMar>
+            <ns0:vAlign ns0:val="center"/>
+          </ns0:tcPr>
+          <ns0:p>
+            <ns0:pPr>
+              <ns0:spacing ns0:before="0" ns0:after="0" ns0:line="240" ns0:lineRule="auto"/>
+              <ns0:jc ns0:val="center"/>
+            </ns0:pPr>
+            <ns0:r>
+              <ns0:rPr>
+                <ns0:rFonts ns0:ascii="宋体" ns0:hAnsi="宋体" ns0:eastAsia="宋体"/>
+                <ns0:b ns0:val="0"/>
+                <ns0:sz ns0:val="18"/>
+              </ns0:rPr>
+              <ns0:t>2026-09-13</ns0:t>
+            </ns0:r>
+          </ns0:p>
+        </ns0:tc>
+        <ns0:tc>
+          <ns0:tcPr>
+            <ns0:tcW ns0:type="dxa" ns0:w="1417"/>
+            <ns0:tcMar>
+              <ns0:top ns0:w="80" ns0:type="dxa"/>
+              <ns0:start ns0:w="80" ns0:type="dxa"/>
+              <ns0:bottom ns0:w="80" ns0:type="dxa"/>
+              <ns0:end ns0:w="80" ns0:type="dxa"/>
+            </ns0:tcMar>
+            <ns0:vAlign ns0:val="center"/>
+          </ns0:tcPr>
+          <ns0:p>
+            <ns0:pPr>
+              <ns0:spacing ns0:before="0" ns0:after="0" ns0:line="240" ns0:lineRule="auto"/>
+              <ns0:jc ns0:val="center"/>
+            </ns0:pPr>
+            <ns0:r>
+              <ns0:rPr>
+                <ns0:rFonts ns0:ascii="宋体" ns0:hAnsi="宋体" ns0:eastAsia="宋体"/>
+                <ns0:b ns0:val="0"/>
+                <ns0:sz ns0:val="18"/>
+              </ns0:rPr>
+              <ns0:t>版式、图 1-1、修订记录</ns0:t>
+            </ns0:r>
+          </ns0:p>
+        </ns0:tc>
+        <ns0:tc>
+          <ns0:tcPr>
+            <ns0:tcW ns0:type="dxa" ns0:w="4535"/>
+            <ns0:tcMar>
+              <ns0:top ns0:w="80" ns0:type="dxa"/>
+              <ns0:start ns0:w="80" ns0:type="dxa"/>
+              <ns0:bottom ns0:w="80" ns0:type="dxa"/>
+              <ns0:end ns0:w="80" ns0:type="dxa"/>
+            </ns0:tcMar>
+            <ns0:vAlign ns0:val="center"/>
+          </ns0:tcPr>
+          <ns0:p>
+            <ns0:pPr>
+              <ns0:spacing ns0:before="0" ns0:after="0" ns0:line="240" ns0:lineRule="auto"/>
+              <ns0:jc ns0:val="left"/>
+            </ns0:pPr>
+            <ns0:r>
+              <ns0:rPr>
+                <ns0:rFonts ns0:ascii="宋体" ns0:hAnsi="宋体" ns0:eastAsia="宋体"/>
+                <ns0:b ns0:val="0"/>
+                <ns0:sz ns0:val="18"/>
+              </ns0:rPr>
+              <ns0:t>按教学样例复核版式并以可编辑工程图替换流程占位表。</ns0:t>
+            </ns0:r>
+          </ns0:p>
+        </ns0:tc>
+        <ns0:tc>
+          <ns0:tcPr>
+            <ns0:tcW ns0:type="dxa" ns0:w="1531"/>
+            <ns0:tcMar>
+              <ns0:top ns0:w="80" ns0:type="dxa"/>
+              <ns0:start ns0:w="80" ns0:type="dxa"/>
+              <ns0:bottom ns0:w="80" ns0:type="dxa"/>
+              <ns0:end ns0:w="80" ns0:type="dxa"/>
+            </ns0:tcMar>
+            <ns0:vAlign ns0:val="center"/>
+          </ns0:tcPr>
+          <ns0:p>
+            <ns0:pPr>
+              <ns0:spacing ns0:before="0" ns0:after="0" ns0:line="240" ns0:lineRule="auto"/>
+              <ns0:jc ns0:val="center"/>
+            </ns0:pPr>
+            <ns0:r>
+              <ns0:rPr>
+                <ns0:rFonts ns0:ascii="宋体" ns0:hAnsi="宋体" ns0:eastAsia="宋体"/>
+                <ns0:b ns0:val="0"/>
+                <ns0:sz ns0:val="18"/>
+              </ns0:rPr>
+              <ns0:t>何思源</ns0:t>
             </ns0:r>
           </ns0:p>
         </ns0:tc>
@@ -527,169 +895,6 @@
         <ns0:t>澄清与质询闭环：事实可追溯、责任可核验</ns0:t>
       </ns0:r>
     </ns0:p>
-    <ns0:tbl>
-      <ns0:tblPr>
-        <ns0:tblW ns0:type="auto" ns0:w="0"/>
-        <ns0:tblLook ns0:firstColumn="1" ns0:firstRow="1" ns0:lastColumn="0" ns0:lastRow="0" ns0:noHBand="0" ns0:noVBand="1" ns0:val="04A0"/>
-        <ns0:tblBorders>
-          <ns0:top ns0:val="single" ns0:sz="4" ns0:space="0" ns0:color="7F8FA4"/>
-          <ns0:left ns0:val="single" ns0:sz="4" ns0:space="0" ns0:color="7F8FA4"/>
-          <ns0:bottom ns0:val="single" ns0:sz="4" ns0:space="0" ns0:color="7F8FA4"/>
-          <ns0:right ns0:val="single" ns0:sz="4" ns0:space="0" ns0:color="7F8FA4"/>
-          <ns0:insideH ns0:val="single" ns0:sz="4" ns0:space="0" ns0:color="7F8FA4"/>
-          <ns0:insideV ns0:val="single" ns0:sz="4" ns0:space="0" ns0:color="7F8FA4"/>
-        </ns0:tblBorders>
-      </ns0:tblPr>
-      <ns0:tblGrid>
-        <ns0:gridCol ns0:w="1805"/>
-        <ns0:gridCol ns0:w="1805"/>
-        <ns0:gridCol ns0:w="1805"/>
-        <ns0:gridCol ns0:w="1805"/>
-        <ns0:gridCol ns0:w="1805"/>
-      </ns0:tblGrid>
-      <ns0:tr>
-        <ns0:tc>
-          <ns0:tcPr>
-            <ns0:tcW ns0:type="dxa" ns0:w="1729"/>
-            <ns0:vAlign ns0:val="center"/>
-            <ns0:tcMar>
-              <ns0:top ns0:w="80" ns0:type="dxa"/>
-              <ns0:start ns0:w="80" ns0:type="dxa"/>
-              <ns0:bottom ns0:w="80" ns0:type="dxa"/>
-              <ns0:end ns0:w="80" ns0:type="dxa"/>
-            </ns0:tcMar>
-            <ns0:shd ns0:fill="D9E2F3"/>
-          </ns0:tcPr>
-          <ns0:p>
-            <ns0:pPr>
-              <ns0:spacing ns0:after="0" ns0:line="276" ns0:lineRule="auto"/>
-              <ns0:jc ns0:val="center"/>
-            </ns0:pPr>
-            <ns0:r/>
-            <ns0:r>
-              <ns0:rPr>
-                <ns0:rFonts ns0:ascii="宋体" ns0:hAnsi="宋体" ns0:eastAsia="宋体"/>
-                <ns0:b/>
-                <ns0:sz ns0:val="17"/>
-              </ns0:rPr>
-              <ns0:t>识别需求歧义</ns0:t>
-            </ns0:r>
-          </ns0:p>
-        </ns0:tc>
-        <ns0:tc>
-          <ns0:tcPr>
-            <ns0:tcW ns0:type="dxa" ns0:w="1729"/>
-            <ns0:vAlign ns0:val="center"/>
-            <ns0:tcMar>
-              <ns0:top ns0:w="80" ns0:type="dxa"/>
-              <ns0:start ns0:w="80" ns0:type="dxa"/>
-              <ns0:bottom ns0:w="80" ns0:type="dxa"/>
-              <ns0:end ns0:w="80" ns0:type="dxa"/>
-            </ns0:tcMar>
-            <ns0:shd ns0:fill="F2E9D4"/>
-          </ns0:tcPr>
-          <ns0:p>
-            <ns0:pPr>
-              <ns0:spacing ns0:after="0" ns0:line="276" ns0:lineRule="auto"/>
-              <ns0:jc ns0:val="center"/>
-            </ns0:pPr>
-            <ns0:r/>
-            <ns0:r>
-              <ns0:rPr>
-                <ns0:rFonts ns0:ascii="宋体" ns0:hAnsi="宋体" ns0:eastAsia="宋体"/>
-                <ns0:b/>
-                <ns0:sz ns0:val="17"/>
-              </ns0:rPr>
-              <ns0:t>课程模拟书面裁决</ns0:t>
-            </ns0:r>
-          </ns0:p>
-        </ns0:tc>
-        <ns0:tc>
-          <ns0:tcPr>
-            <ns0:tcW ns0:type="dxa" ns0:w="1729"/>
-            <ns0:vAlign ns0:val="center"/>
-            <ns0:tcMar>
-              <ns0:top ns0:w="80" ns0:type="dxa"/>
-              <ns0:start ns0:w="80" ns0:type="dxa"/>
-              <ns0:bottom ns0:w="80" ns0:type="dxa"/>
-              <ns0:end ns0:w="80" ns0:type="dxa"/>
-            </ns0:tcMar>
-            <ns0:shd ns0:fill="D9E2F3"/>
-          </ns0:tcPr>
-          <ns0:p>
-            <ns0:pPr>
-              <ns0:spacing ns0:after="0" ns0:line="276" ns0:lineRule="auto"/>
-              <ns0:jc ns0:val="center"/>
-            </ns0:pPr>
-            <ns0:r/>
-            <ns0:r>
-              <ns0:rPr>
-                <ns0:rFonts ns0:ascii="宋体" ns0:hAnsi="宋体" ns0:eastAsia="宋体"/>
-                <ns0:b/>
-                <ns0:sz ns0:val="17"/>
-              </ns0:rPr>
-              <ns0:t>冻结 Baseline 解释</ns0:t>
-            </ns0:r>
-          </ns0:p>
-        </ns0:tc>
-        <ns0:tc>
-          <ns0:tcPr>
-            <ns0:tcW ns0:type="dxa" ns0:w="1729"/>
-            <ns0:vAlign ns0:val="center"/>
-            <ns0:tcMar>
-              <ns0:top ns0:w="80" ns0:type="dxa"/>
-              <ns0:start ns0:w="80" ns0:type="dxa"/>
-              <ns0:bottom ns0:w="80" ns0:type="dxa"/>
-              <ns0:end ns0:w="80" ns0:type="dxa"/>
-            </ns0:tcMar>
-            <ns0:shd ns0:fill="F2E9D4"/>
-          </ns0:tcPr>
-          <ns0:p>
-            <ns0:pPr>
-              <ns0:spacing ns0:after="0" ns0:line="276" ns0:lineRule="auto"/>
-              <ns0:jc ns0:val="center"/>
-            </ns0:pPr>
-            <ns0:r/>
-            <ns0:r>
-              <ns0:rPr>
-                <ns0:rFonts ns0:ascii="宋体" ns0:hAnsi="宋体" ns0:eastAsia="宋体"/>
-                <ns0:b/>
-                <ns0:sz ns0:val="17"/>
-              </ns0:rPr>
-              <ns0:t>方案/计划/风险落实</ns0:t>
-            </ns0:r>
-          </ns0:p>
-        </ns0:tc>
-        <ns0:tc>
-          <ns0:tcPr>
-            <ns0:tcW ns0:type="dxa" ns0:w="1729"/>
-            <ns0:vAlign ns0:val="center"/>
-            <ns0:tcMar>
-              <ns0:top ns0:w="80" ns0:type="dxa"/>
-              <ns0:start ns0:w="80" ns0:type="dxa"/>
-              <ns0:bottom ns0:w="80" ns0:type="dxa"/>
-              <ns0:end ns0:w="80" ns0:type="dxa"/>
-            </ns0:tcMar>
-            <ns0:shd ns0:fill="D9E2F3"/>
-          </ns0:tcPr>
-          <ns0:p>
-            <ns0:pPr>
-              <ns0:spacing ns0:after="0" ns0:line="276" ns0:lineRule="auto"/>
-              <ns0:jc ns0:val="center"/>
-            </ns0:pPr>
-            <ns0:r/>
-            <ns0:r>
-              <ns0:rPr>
-                <ns0:rFonts ns0:ascii="宋体" ns0:hAnsi="宋体" ns0:eastAsia="宋体"/>
-                <ns0:b/>
-                <ns0:sz ns0:val="17"/>
-              </ns0:rPr>
-              <ns0:t>实施验证与归档</ns0:t>
-            </ns0:r>
-          </ns0:p>
-        </ns0:tc>
-      </ns0:tr>
-    </ns0:tbl>
     <ns0:p>
       <ns0:pPr>
         <ns0:jc ns0:val="center"/>
@@ -701,6 +906,46 @@
           <ns0:sz ns0:val="17"/>
         </ns0:rPr>
         <ns0:t>说明：本流程为补录文件的证据闭环，不表示存在真实现场会议、签署或甲方公文。</ns0:t>
+      </ns0:r>
+    </ns0:p>
+    <ns0:p>
+      <ns0:pPr>
+        <ns0:keepNext/>
+        <ns0:jc ns0:val="center"/>
+      </ns0:pPr>
+      <ns0:r>
+        <ns0:drawing>
+          <wp:inline xmlns:wp="http://schemas.openxmlformats.org/drawingml/2006/wordprocessingDrawing" xmlns:a="http://schemas.openxmlformats.org/drawingml/2006/main" xmlns:pic="http://schemas.openxmlformats.org/drawingml/2006/picture">
+            <wp:extent cx="5760000" cy="2160000"/>
+            <wp:docPr id="1" name="Picture 1"/>
+            <wp:cNvGraphicFramePr>
+              <a:graphicFrameLocks noChangeAspect="1"/>
+            </wp:cNvGraphicFramePr>
+            <a:graphic>
+              <a:graphicData uri="http://schemas.openxmlformats.org/drawingml/2006/picture">
+                <pic:pic>
+                  <pic:nvPicPr>
+                    <pic:cNvPr id="0" name="02-图1-1-澄清与质询闭环流程.png"/>
+                    <pic:cNvPicPr/>
+                  </pic:nvPicPr>
+                  <pic:blipFill>
+                    <a:blip ns2:embed="rId11"/>
+                    <a:stretch>
+                      <a:fillRect/>
+                    </a:stretch>
+                  </pic:blipFill>
+                  <pic:spPr>
+                    <a:xfrm>
+                      <a:off x="0" y="0"/>
+                      <a:ext cx="5760000" cy="2160000"/>
+                    </a:xfrm>
+                    <a:prstGeom prst="rect"/>
+                  </pic:spPr>
+                </pic:pic>
+              </a:graphicData>
+            </a:graphic>
+          </wp:inline>
+        </ns0:drawing>
       </ns0:r>
     </ns0:p>
     <ns0:p>
@@ -3905,14 +4150,14 @@
     <ns0:name ns0:val="heading 1"/>
     <ns0:uiPriority ns0:val="9"/>
     <ns0:qFormat/>
-    <ns0:pPr>
-      <ns0:outlineLvl ns0:val="0"/>
-    </ns0:pPr>
     <ns0:rPr>
       <ns0:color ns0:val="000000"/>
       <ns0:sz ns0:val="32"/>
       <ns0:szCs ns0:val="32"/>
     </ns0:rPr>
+    <ns0:pPr>
+      <ns0:outlineLvl ns0:val="0"/>
+    </ns0:pPr>
   </ns0:style>
   <ns0:style ns0:type="paragraph" ns0:styleId="2">
     <ns0:name ns0:val="heading 2"/>
@@ -3920,14 +4165,14 @@
     <ns0:semiHidden/>
     <ns0:unhideWhenUsed/>
     <ns0:qFormat/>
-    <ns0:pPr>
-      <ns0:outlineLvl ns0:val="1"/>
-    </ns0:pPr>
     <ns0:rPr>
       <ns0:color ns0:val="000000"/>
       <ns0:sz ns0:val="26"/>
       <ns0:szCs ns0:val="26"/>
     </ns0:rPr>
+    <ns0:pPr>
+      <ns0:outlineLvl ns0:val="1"/>
+    </ns0:pPr>
   </ns0:style>
   <ns0:style ns0:type="paragraph" ns0:styleId="3">
     <ns0:name ns0:val="heading 3"/>
@@ -3935,14 +4180,14 @@
     <ns0:semiHidden/>
     <ns0:unhideWhenUsed/>
     <ns0:qFormat/>
-    <ns0:pPr>
-      <ns0:outlineLvl ns0:val="2"/>
-    </ns0:pPr>
     <ns0:rPr>
       <ns0:color ns0:val="000000"/>
       <ns0:sz ns0:val="24"/>
       <ns0:szCs ns0:val="24"/>
     </ns0:rPr>
+    <ns0:pPr>
+      <ns0:outlineLvl ns0:val="2"/>
+    </ns0:pPr>
   </ns0:style>
   <ns0:style ns0:type="paragraph" ns0:styleId="4">
     <ns0:name ns0:val="heading 4"/>

--- a/docs/deliverables/02-澄清与质询记录.docx
+++ b/docs/deliverables/02-澄清与质询记录.docx
@@ -8,7 +8,7 @@
         <ns0:jc ns0:val="left"/>
       </ns0:pPr>
       <ns0:r>
-        <ns0:t>文档编号：G1-05-BL-001        版本号：V1.2</ns0:t>
+        <ns0:t>文档编号：YJGL-G1-03        版本号：V1.2</ns0:t>
       </ns0:r>
     </ns0:p>
     <ns0:p>
@@ -81,7 +81,7 @@
           <ns0:b ns0:val="0"/>
           <ns0:sz ns0:val="24"/>
         </ns0:rPr>
-        <ns0:t>编制单位：项目组【待人工确认】</ns0:t>
+        <ns0:t>编制单位：020202项目组</ns0:t>
       </ns0:r>
     </ns0:p>
     <ns0:p>
@@ -109,7 +109,7 @@
           <ns0:b ns0:val="0"/>
           <ns0:sz ns0:val="24"/>
         </ns0:rPr>
-        <ns0:t>审    核：严宇（技术确认/复核）【待人工确认】</ns0:t>
+        <ns0:t>审    核：严宇（技术确认/复核，已确认：2026.09.12）</ns0:t>
       </ns0:r>
     </ns0:p>
     <ns0:p>
@@ -123,7 +123,7 @@
           <ns0:b ns0:val="0"/>
           <ns0:sz ns0:val="24"/>
         </ns0:rPr>
-        <ns0:t>核    验：任俊强（合规核验）【待人工确认】</ns0:t>
+        <ns0:t>核    验：任俊强（合规核验，已确认：2026.09.12）</ns0:t>
       </ns0:r>
     </ns0:p>
     <ns0:p>
@@ -3994,7 +3994,7 @@
           <ns0:szCs ns0:val="24"/>
           <ns0:color ns0:val="000000"/>
         </ns0:rPr>
-        <ns0:t>记录人：＿＿＿＿＿＿（【待人工确认】）</ns0:t>
+        <ns0:t>记录人：何思源（已确认：2026.09.12）</ns0:t>
       </ns0:r>
     </ns0:p>
     <ns0:p>
@@ -4009,7 +4009,7 @@
           <ns0:szCs ns0:val="24"/>
           <ns0:color ns0:val="000000"/>
         </ns0:rPr>
-        <ns0:t>投标人代表确认：＿＿＿＿＿＿（【待人工确认】）</ns0:t>
+        <ns0:t>投标人代表确认：严宇（已确认：2026.09.12）</ns0:t>
       </ns0:r>
     </ns0:p>
     <ns0:p>
@@ -4024,7 +4024,7 @@
           <ns0:szCs ns0:val="24"/>
           <ns0:color ns0:val="000000"/>
         </ns0:rPr>
-        <ns0:t>评委会代表确认：＿＿＿＿＿＿（【待人工确认】）</ns0:t>
+        <ns0:t>评委会代表确认：李晓雷（教师模拟甲方代表，已确认：2026.09.12）</ns0:t>
       </ns0:r>
     </ns0:p>
     <ns0:p>
@@ -4039,7 +4039,7 @@
           <ns0:szCs ns0:val="24"/>
           <ns0:color ns0:val="000000"/>
         </ns0:rPr>
-        <ns0:t>日期：＿＿＿＿＿＿（如有正式确认文件后补充；本补录不虚构日期）</ns0:t>
+        <ns0:t>日期：2026.09.12</ns0:t>
       </ns0:r>
     </ns0:p>
     <ns0:sectPr ns0:rsidR="00DF22D2">
